--- a/titulnyy list practika.docx
+++ b/titulnyy list practika.docx
@@ -55,7 +55,6 @@
           <w:rFonts w:ascii="Times New Roman" w:hAnsi="Times New Roman"/>
           <w:sz w:val="24"/>
           <w:szCs w:val="24"/>
-          <w:lang w:val="en-US"/>
         </w:rPr>
         <w:t xml:space="preserve"> </w:t>
       </w:r>
@@ -1156,7 +1155,6 @@
           <w:rFonts w:ascii="Times New Roman" w:hAnsi="Times New Roman"/>
           <w:sz w:val="24"/>
           <w:szCs w:val="24"/>
-          <w:lang w:val="en-US"/>
         </w:rPr>
         <w:t xml:space="preserve"> </w:t>
       </w:r>
@@ -3006,19 +3004,25 @@
                 <w:sz w:val="28"/>
                 <w:szCs w:val="28"/>
               </w:rPr>
-              <w:t>Описание алгоритма и</w:t>
-            </w:r>
-            <w:r>
-              <w:rPr>
-                <w:iCs/>
-                <w:sz w:val="28"/>
-                <w:szCs w:val="28"/>
-                <w:lang w:val="en-US"/>
+              <w:t xml:space="preserve">Описание алгоритма </w:t>
+            </w:r>
+            <w:proofErr w:type="gramStart"/>
+            <w:r>
+              <w:rPr>
+                <w:iCs/>
+                <w:sz w:val="28"/>
+                <w:szCs w:val="28"/>
+              </w:rPr>
+              <w:t>и</w:t>
+            </w:r>
+            <w:r>
+              <w:rPr>
+                <w:iCs/>
+                <w:sz w:val="28"/>
+                <w:szCs w:val="28"/>
               </w:rPr>
               <w:t xml:space="preserve"> </w:t>
             </w:r>
-            <w:bookmarkStart w:id="0" w:name="_GoBack"/>
-            <w:bookmarkEnd w:id="0"/>
             <w:r>
               <w:rPr>
                 <w:iCs/>
@@ -3027,6 +3031,7 @@
               </w:rPr>
               <w:t xml:space="preserve"> программы</w:t>
             </w:r>
+            <w:proofErr w:type="gramEnd"/>
           </w:p>
           <w:p>
             <w:pPr>
@@ -5230,8 +5235,28 @@
           <w:szCs w:val="26"/>
           <w:u w:val="single"/>
         </w:rPr>
-        <w:t>4 года</w:t>
-      </w:r>
+        <w:t>5</w:t>
+      </w:r>
+      <w:r>
+        <w:rPr>
+          <w:rFonts w:ascii="Times New Roman" w:hAnsi="Times New Roman"/>
+          <w:sz w:val="26"/>
+          <w:szCs w:val="26"/>
+          <w:u w:val="single"/>
+        </w:rPr>
+        <w:t xml:space="preserve"> </w:t>
+      </w:r>
+      <w:r>
+        <w:rPr>
+          <w:rFonts w:ascii="Times New Roman" w:hAnsi="Times New Roman"/>
+          <w:sz w:val="26"/>
+          <w:szCs w:val="26"/>
+          <w:u w:val="single"/>
+        </w:rPr>
+        <w:t>лет</w:t>
+      </w:r>
+      <w:bookmarkStart w:id="0" w:name="_GoBack"/>
+      <w:bookmarkEnd w:id="0"/>
     </w:p>
     <w:p>
       <w:pPr>
@@ -5896,7 +5921,6 @@
           <w:rFonts w:ascii="Times New Roman" w:hAnsi="Times New Roman"/>
           <w:sz w:val="24"/>
           <w:szCs w:val="24"/>
-          <w:lang w:val="en-US"/>
         </w:rPr>
         <w:t xml:space="preserve"> </w:t>
       </w:r>
@@ -8666,7 +8690,7 @@
 </file>
 
 <file path=customXml/itemProps1.xml><?xml version="1.0" encoding="utf-8"?>
-<ds:datastoreItem xmlns:ds="http://schemas.openxmlformats.org/officeDocument/2006/customXml" ds:itemID="{B8EC226B-F52D-46D3-88C5-1B384E59A296}">
+<ds:datastoreItem xmlns:ds="http://schemas.openxmlformats.org/officeDocument/2006/customXml" ds:itemID="{D35B95A7-D9B5-4452-98B8-AB959118065C}">
   <ds:schemaRefs>
     <ds:schemaRef ds:uri="http://schemas.openxmlformats.org/officeDocument/2006/bibliography"/>
   </ds:schemaRefs>
